--- a/Root Folder/project_report.docx
+++ b/Root Folder/project_report.docx
@@ -7481,14 +7481,49 @@
       <w:pPr>
         <w:bidi w:val="0"/>
         <w:spacing w:after="160" w:line="300" w:lineRule="auto"/>
-        <w:jc w:val="both"/>
+        <w:jc w:val="center"/>
       </w:pPr>
     </w:p>
     <w:p>
       <w:pPr>
         <w:bidi w:val="0"/>
         <w:spacing w:after="160" w:line="300" w:lineRule="auto"/>
-        <w:jc w:val="both"/>
+        <w:jc w:val="center"/>
+      </w:pPr>
+    </w:p>
+    <w:p>
+      <w:pPr>
+        <w:bidi w:val="0"/>
+        <w:spacing w:after="160" w:line="300" w:lineRule="auto"/>
+        <w:jc w:val="center"/>
+      </w:pPr>
+    </w:p>
+    <w:p>
+      <w:pPr>
+        <w:bidi w:val="0"/>
+        <w:spacing w:after="160" w:line="300" w:lineRule="auto"/>
+        <w:jc w:val="center"/>
+      </w:pPr>
+    </w:p>
+    <w:p>
+      <w:pPr>
+        <w:bidi w:val="0"/>
+        <w:spacing w:after="160" w:line="300" w:lineRule="auto"/>
+        <w:jc w:val="center"/>
+      </w:pPr>
+    </w:p>
+    <w:p>
+      <w:pPr>
+        <w:bidi w:val="0"/>
+        <w:spacing w:after="160" w:line="300" w:lineRule="auto"/>
+        <w:jc w:val="center"/>
+      </w:pPr>
+    </w:p>
+    <w:p>
+      <w:pPr>
+        <w:bidi w:val="0"/>
+        <w:spacing w:after="160" w:line="300" w:lineRule="auto"/>
+        <w:jc w:val="center"/>
       </w:pPr>
     </w:p>
     <w:p>
@@ -7499,103 +7534,25 @@
         <w:rPr>
           <w:b/>
           <w:bCs/>
-          <w:color w:val="124F1A" w:themeColor="accent3" w:themeShade="BF"/>
+          <w:i/>
+          <w:iCs/>
+          <w:color w:val="196B24" w:themeColor="accent3"/>
           <w:sz w:val="24"/>
           <w:szCs w:val="24"/>
-          <w:rtl/>
-          <w:lang w:bidi="ar-AE"/>
         </w:rPr>
       </w:pPr>
       <w:r>
         <w:rPr>
-          <w:rFonts w:hint="cs"/>
           <w:b/>
           <w:bCs/>
-          <w:color w:val="124F1A" w:themeColor="accent3" w:themeShade="BF"/>
+          <w:i/>
+          <w:iCs/>
+          <w:color w:val="196B24" w:themeColor="accent3"/>
           <w:sz w:val="24"/>
           <w:szCs w:val="24"/>
-          <w:rtl/>
-          <w:lang w:bidi="ar-AE"/>
         </w:rPr>
-        <w:t>تم تطوير واجهة</w:t>
-      </w:r>
-      <w:r>
-        <w:rPr>
-          <w:rFonts w:hint="cs"/>
-          <w:b/>
-          <w:bCs/>
-          <w:color w:val="124F1A" w:themeColor="accent3" w:themeShade="BF"/>
-          <w:sz w:val="24"/>
-          <w:szCs w:val="24"/>
-          <w:rtl/>
-          <w:lang w:bidi="ar-AE"/>
-        </w:rPr>
-        <w:t xml:space="preserve"> متطوره</w:t>
-      </w:r>
-      <w:r>
-        <w:rPr>
-          <w:rFonts w:hint="cs"/>
-          <w:b/>
-          <w:bCs/>
-          <w:color w:val="124F1A" w:themeColor="accent3" w:themeShade="BF"/>
-          <w:sz w:val="24"/>
-          <w:szCs w:val="24"/>
-          <w:rtl/>
-          <w:lang w:bidi="ar-AE"/>
-        </w:rPr>
-        <w:t xml:space="preserve"> </w:t>
-      </w:r>
-      <w:r>
-        <w:rPr>
-          <w:rFonts w:hint="cs"/>
-          <w:b/>
-          <w:bCs/>
-          <w:color w:val="124F1A" w:themeColor="accent3" w:themeShade="BF"/>
-          <w:sz w:val="24"/>
-          <w:szCs w:val="24"/>
-          <w:rtl/>
-          <w:lang w:bidi="ar-AE"/>
-        </w:rPr>
-        <w:t>أخرى</w:t>
-      </w:r>
-      <w:r>
-        <w:rPr>
-          <w:rFonts w:hint="cs"/>
-          <w:b/>
-          <w:bCs/>
-          <w:color w:val="124F1A" w:themeColor="accent3" w:themeShade="BF"/>
-          <w:sz w:val="24"/>
-          <w:szCs w:val="24"/>
-          <w:rtl/>
-          <w:lang w:bidi="ar-AE"/>
-        </w:rPr>
-        <w:t xml:space="preserve"> باعطاء فكره التصميم و الخيارات و وصف دقيق جداً للذكاء الاصطناعي</w:t>
-      </w:r>
-      <w:r>
-        <w:rPr>
-          <w:rFonts w:hint="cs"/>
-          <w:b/>
-          <w:bCs/>
-          <w:color w:val="124F1A" w:themeColor="accent3" w:themeShade="BF"/>
-          <w:sz w:val="24"/>
-          <w:szCs w:val="24"/>
-          <w:rtl/>
-          <w:lang w:bidi="ar-AE"/>
-        </w:rPr>
-        <w:t xml:space="preserve"> </w:t>
-      </w:r>
-      <w:r>
-        <w:rPr>
-          <w:rFonts w:hint="cs"/>
-          <w:b/>
-          <w:bCs/>
-          <w:color w:val="124F1A" w:themeColor="accent3" w:themeShade="BF"/>
-          <w:sz w:val="24"/>
-          <w:szCs w:val="24"/>
-          <w:rtl/>
-          <w:lang w:bidi="ar-AE"/>
-        </w:rPr>
-        <w:t xml:space="preserve"> :</w:t>
+        <w:lastRenderedPageBreak/>
+        <w:t>Developer View</w:t>
       </w:r>
     </w:p>
     <w:p>
@@ -7604,28 +7561,24 @@
         <w:spacing w:after="160" w:line="300" w:lineRule="auto"/>
         <w:jc w:val="center"/>
         <w:rPr>
-          <w:rFonts w:hint="cs"/>
+          <w:i/>
+          <w:iCs/>
+          <w:color w:val="196B24" w:themeColor="accent3"/>
+          <w:sz w:val="24"/>
+          <w:szCs w:val="24"/>
+        </w:rPr>
+      </w:pPr>
+      <w:r>
+        <w:rPr>
           <w:b/>
           <w:bCs/>
-          <w:color w:val="124F1A" w:themeColor="accent3" w:themeShade="BF"/>
+          <w:i/>
+          <w:iCs/>
+          <w:color w:val="196B24" w:themeColor="accent3"/>
           <w:sz w:val="24"/>
           <w:szCs w:val="24"/>
-          <w:rtl/>
-          <w:lang w:bidi="ar-AE"/>
         </w:rPr>
-      </w:pPr>
-      <w:r>
-        <w:rPr>
-          <w:rFonts w:hint="cs"/>
-          <w:b/>
-          <w:bCs/>
-          <w:color w:val="124F1A" w:themeColor="accent3" w:themeShade="BF"/>
-          <w:sz w:val="24"/>
-          <w:szCs w:val="24"/>
-          <w:rtl/>
-          <w:lang w:bidi="ar-AE"/>
-        </w:rPr>
-        <w:t>تحت اسم :</w:t>
+        <w:t>Designed by: Noura Mahmoud Srour</w:t>
       </w:r>
     </w:p>
     <w:p>
@@ -7636,7 +7589,9 @@
         <w:rPr>
           <w:b/>
           <w:bCs/>
-          <w:color w:val="124F1A" w:themeColor="accent3" w:themeShade="BF"/>
+          <w:i/>
+          <w:iCs/>
+          <w:color w:val="196B24" w:themeColor="accent3"/>
           <w:sz w:val="24"/>
           <w:szCs w:val="24"/>
           <w:lang w:bidi="ar-AE"/>
@@ -7646,7 +7601,9 @@
         <w:rPr>
           <w:b/>
           <w:bCs/>
-          <w:color w:val="124F1A" w:themeColor="accent3" w:themeShade="BF"/>
+          <w:i/>
+          <w:iCs/>
+          <w:color w:val="196B24" w:themeColor="accent3"/>
           <w:sz w:val="24"/>
           <w:szCs w:val="24"/>
           <w:lang w:bidi="ar-AE"/>
@@ -7657,76 +7614,15 @@
         <w:rPr>
           <w:b/>
           <w:bCs/>
-          <w:color w:val="124F1A" w:themeColor="accent3" w:themeShade="BF"/>
+          <w:i/>
+          <w:iCs/>
+          <w:color w:val="196B24" w:themeColor="accent3"/>
           <w:sz w:val="24"/>
           <w:szCs w:val="24"/>
           <w:lang w:bidi="ar-AE"/>
         </w:rPr>
         <w:t>.java</w:t>
       </w:r>
-    </w:p>
-    <w:p>
-      <w:pPr>
-        <w:bidi w:val="0"/>
-        <w:spacing w:after="160" w:line="300" w:lineRule="auto"/>
-        <w:jc w:val="both"/>
-      </w:pPr>
-    </w:p>
-    <w:p>
-      <w:pPr>
-        <w:bidi w:val="0"/>
-        <w:spacing w:after="160" w:line="300" w:lineRule="auto"/>
-        <w:jc w:val="both"/>
-      </w:pPr>
-    </w:p>
-    <w:p>
-      <w:pPr>
-        <w:bidi w:val="0"/>
-        <w:spacing w:after="160" w:line="300" w:lineRule="auto"/>
-        <w:rPr>
-          <w:rFonts w:hint="cs"/>
-          <w:b/>
-          <w:bCs/>
-          <w:color w:val="124F1A" w:themeColor="accent3" w:themeShade="BF"/>
-          <w:sz w:val="24"/>
-          <w:szCs w:val="24"/>
-          <w:rtl/>
-          <w:lang w:bidi="ar-AE"/>
-        </w:rPr>
-      </w:pPr>
-    </w:p>
-    <w:p>
-      <w:pPr>
-        <w:bidi w:val="0"/>
-        <w:spacing w:after="160" w:line="300" w:lineRule="auto"/>
-        <w:jc w:val="center"/>
-        <w:rPr>
-          <w:b/>
-          <w:bCs/>
-          <w:color w:val="124F1A" w:themeColor="accent3" w:themeShade="BF"/>
-          <w:sz w:val="24"/>
-          <w:szCs w:val="24"/>
-          <w:lang w:bidi="ar-AE"/>
-        </w:rPr>
-      </w:pPr>
-      <w:r>
-        <w:rPr>
-          <w:b/>
-          <w:bCs/>
-          <w:color w:val="124F1A" w:themeColor="accent3" w:themeShade="BF"/>
-          <w:sz w:val="24"/>
-          <w:szCs w:val="24"/>
-          <w:lang w:bidi="ar-AE"/>
-        </w:rPr>
-        <w:t>GHADSAppDeveloper</w:t>
-      </w:r>
-    </w:p>
-    <w:p>
-      <w:pPr>
-        <w:bidi w:val="0"/>
-        <w:spacing w:after="160" w:line="300" w:lineRule="auto"/>
-        <w:jc w:val="both"/>
-      </w:pPr>
       <w:r>
         <w:rPr>
           <w:noProof/>
@@ -8635,7 +8531,6 @@
   <w:style w:type="character" w:default="1" w:styleId="a0">
     <w:name w:val="Default Paragraph Font"/>
     <w:uiPriority w:val="1"/>
-    <w:semiHidden/>
     <w:unhideWhenUsed/>
   </w:style>
   <w:style w:type="table" w:default="1" w:styleId="a1">
